--- a/Crear y subir proyecto a GIT.docx
+++ b/Crear y subir proyecto a GIT.docx
@@ -499,6 +499,9 @@
         <w:ind w:left="1080"/>
       </w:pPr>
       <w:r>
+        <w:rPr>
+          <w:noProof/>
+        </w:rPr>
         <w:drawing>
           <wp:inline distT="0" distB="0" distL="0" distR="0" wp14:anchorId="69F613EC" wp14:editId="44EEABC1">
             <wp:extent cx="5400040" cy="1378585"/>
@@ -551,6 +554,9 @@
         <w:ind w:left="1080"/>
       </w:pPr>
       <w:r>
+        <w:rPr>
+          <w:noProof/>
+        </w:rPr>
         <w:drawing>
           <wp:inline distT="0" distB="0" distL="0" distR="0" wp14:anchorId="3B4C21F2" wp14:editId="7809D0E9">
             <wp:extent cx="5400040" cy="1756410"/>
@@ -606,6 +612,9 @@
         <w:ind w:left="1080"/>
       </w:pPr>
       <w:r>
+        <w:rPr>
+          <w:noProof/>
+        </w:rPr>
         <w:drawing>
           <wp:inline distT="0" distB="0" distL="0" distR="0" wp14:anchorId="676AB56A" wp14:editId="7395C0B4">
             <wp:extent cx="5400040" cy="560705"/>
@@ -667,6 +676,9 @@
         <w:ind w:left="1080"/>
       </w:pPr>
       <w:r>
+        <w:rPr>
+          <w:noProof/>
+        </w:rPr>
         <w:lastRenderedPageBreak/>
         <w:drawing>
           <wp:inline distT="0" distB="0" distL="0" distR="0" wp14:anchorId="06FB0BCD" wp14:editId="6988CE20">
@@ -729,6 +741,9 @@
         <w:ind w:left="1080"/>
       </w:pPr>
       <w:r>
+        <w:rPr>
+          <w:noProof/>
+        </w:rPr>
         <w:drawing>
           <wp:inline distT="0" distB="0" distL="0" distR="0" wp14:anchorId="63578033" wp14:editId="0D7F3A9A">
             <wp:extent cx="5400040" cy="368935"/>
@@ -789,29 +804,8 @@
         <w:pStyle w:val="Prrafodelista"/>
         <w:ind w:left="1080"/>
       </w:pPr>
-      <w:proofErr w:type="spellStart"/>
-      <w:r>
-        <w:t>git</w:t>
-      </w:r>
-      <w:proofErr w:type="spellEnd"/>
-      <w:r>
-        <w:t xml:space="preserve"> remote </w:t>
-      </w:r>
-      <w:proofErr w:type="spellStart"/>
-      <w:r>
-        <w:t>add</w:t>
-      </w:r>
-      <w:proofErr w:type="spellEnd"/>
-      <w:r>
-        <w:t xml:space="preserve"> </w:t>
-      </w:r>
-      <w:proofErr w:type="spellStart"/>
-      <w:r>
-        <w:t>origin</w:t>
-      </w:r>
-      <w:proofErr w:type="spellEnd"/>
-      <w:r>
-        <w:t xml:space="preserve"> </w:t>
+      <w:r>
+        <w:t xml:space="preserve">git remote add origin </w:t>
       </w:r>
     </w:p>
     <w:p>
@@ -829,6 +823,9 @@
         <w:ind w:left="1080"/>
       </w:pPr>
       <w:r>
+        <w:rPr>
+          <w:noProof/>
+        </w:rPr>
         <w:drawing>
           <wp:inline distT="0" distB="0" distL="0" distR="0" wp14:anchorId="22DE7729" wp14:editId="6F3BA9AA">
             <wp:extent cx="5400040" cy="289560"/>
@@ -884,6 +881,9 @@
         <w:ind w:left="1080"/>
       </w:pPr>
       <w:r>
+        <w:rPr>
+          <w:noProof/>
+        </w:rPr>
         <w:drawing>
           <wp:inline distT="0" distB="0" distL="0" distR="0" wp14:anchorId="526467ED" wp14:editId="683FC1C1">
             <wp:extent cx="5400040" cy="1273175"/>
@@ -936,6 +936,9 @@
         <w:ind w:left="1080"/>
       </w:pPr>
       <w:r>
+        <w:rPr>
+          <w:noProof/>
+        </w:rPr>
         <w:drawing>
           <wp:inline distT="0" distB="0" distL="0" distR="0" wp14:anchorId="67372599" wp14:editId="0857F8D7">
             <wp:extent cx="5400040" cy="3023870"/>
@@ -997,6 +1000,9 @@
         <w:ind w:left="1080"/>
       </w:pPr>
       <w:r>
+        <w:rPr>
+          <w:noProof/>
+        </w:rPr>
         <w:lastRenderedPageBreak/>
         <w:drawing>
           <wp:inline distT="0" distB="0" distL="0" distR="0" wp14:anchorId="789165DC" wp14:editId="65D71B82">
@@ -1053,6 +1059,9 @@
         <w:ind w:left="1080"/>
       </w:pPr>
       <w:r>
+        <w:rPr>
+          <w:noProof/>
+        </w:rPr>
         <w:drawing>
           <wp:inline distT="0" distB="0" distL="0" distR="0" wp14:anchorId="370A4063" wp14:editId="242B4566">
             <wp:extent cx="5400040" cy="2738755"/>
@@ -1078,6 +1087,466 @@
                     <a:xfrm>
                       <a:off x="0" y="0"/>
                       <a:ext cx="5400040" cy="2738755"/>
+                    </a:xfrm>
+                    <a:prstGeom prst="rect">
+                      <a:avLst/>
+                    </a:prstGeom>
+                  </pic:spPr>
+                </pic:pic>
+              </a:graphicData>
+            </a:graphic>
+          </wp:inline>
+        </w:drawing>
+      </w:r>
+    </w:p>
+    <w:p>
+      <w:pPr>
+        <w:pStyle w:val="Prrafodelista"/>
+        <w:ind w:left="1080"/>
+      </w:pPr>
+    </w:p>
+    <w:p>
+      <w:pPr>
+        <w:pStyle w:val="Prrafodelista"/>
+        <w:numPr>
+          <w:ilvl w:val="0"/>
+          <w:numId w:val="2"/>
+        </w:numPr>
+      </w:pPr>
+      <w:r>
+        <w:t xml:space="preserve"> Aceptamos la confirmación por parte del nuevo usuario </w:t>
+      </w:r>
+    </w:p>
+    <w:p>
+      <w:pPr>
+        <w:pStyle w:val="Prrafodelista"/>
+        <w:ind w:left="1080"/>
+      </w:pPr>
+      <w:r>
+        <w:rPr>
+          <w:noProof/>
+        </w:rPr>
+        <w:drawing>
+          <wp:inline distT="0" distB="0" distL="0" distR="0" wp14:anchorId="46A6E9A5" wp14:editId="43947A71">
+            <wp:extent cx="3476153" cy="2482850"/>
+            <wp:effectExtent l="0" t="0" r="0" b="0"/>
+            <wp:docPr id="1647912688" name="Imagen 1"/>
+            <wp:cNvGraphicFramePr>
+              <a:graphicFrameLocks xmlns:a="http://schemas.openxmlformats.org/drawingml/2006/main" noChangeAspect="1"/>
+            </wp:cNvGraphicFramePr>
+            <a:graphic xmlns:a="http://schemas.openxmlformats.org/drawingml/2006/main">
+              <a:graphicData uri="http://schemas.openxmlformats.org/drawingml/2006/picture">
+                <pic:pic xmlns:pic="http://schemas.openxmlformats.org/drawingml/2006/picture">
+                  <pic:nvPicPr>
+                    <pic:cNvPr id="1647912688" name=""/>
+                    <pic:cNvPicPr/>
+                  </pic:nvPicPr>
+                  <pic:blipFill>
+                    <a:blip r:embed="rId22"/>
+                    <a:stretch>
+                      <a:fillRect/>
+                    </a:stretch>
+                  </pic:blipFill>
+                  <pic:spPr>
+                    <a:xfrm>
+                      <a:off x="0" y="0"/>
+                      <a:ext cx="3484217" cy="2488610"/>
+                    </a:xfrm>
+                    <a:prstGeom prst="rect">
+                      <a:avLst/>
+                    </a:prstGeom>
+                  </pic:spPr>
+                </pic:pic>
+              </a:graphicData>
+            </a:graphic>
+          </wp:inline>
+        </w:drawing>
+      </w:r>
+    </w:p>
+    <w:p>
+      <w:pPr>
+        <w:pStyle w:val="Prrafodelista"/>
+        <w:numPr>
+          <w:ilvl w:val="0"/>
+          <w:numId w:val="2"/>
+        </w:numPr>
+      </w:pPr>
+      <w:r>
+        <w:lastRenderedPageBreak/>
+        <w:t xml:space="preserve"> Clonamos el repositorio usando git clone </w:t>
+      </w:r>
+    </w:p>
+    <w:p>
+      <w:pPr>
+        <w:pStyle w:val="Prrafodelista"/>
+        <w:ind w:left="1080"/>
+      </w:pPr>
+      <w:r>
+        <w:rPr>
+          <w:noProof/>
+        </w:rPr>
+        <w:drawing>
+          <wp:inline distT="0" distB="0" distL="0" distR="0" wp14:anchorId="787AFB7A" wp14:editId="1BC3BFD3">
+            <wp:extent cx="5400040" cy="1517015"/>
+            <wp:effectExtent l="0" t="0" r="0" b="6985"/>
+            <wp:docPr id="1699928701" name="Imagen 1"/>
+            <wp:cNvGraphicFramePr>
+              <a:graphicFrameLocks xmlns:a="http://schemas.openxmlformats.org/drawingml/2006/main" noChangeAspect="1"/>
+            </wp:cNvGraphicFramePr>
+            <a:graphic xmlns:a="http://schemas.openxmlformats.org/drawingml/2006/main">
+              <a:graphicData uri="http://schemas.openxmlformats.org/drawingml/2006/picture">
+                <pic:pic xmlns:pic="http://schemas.openxmlformats.org/drawingml/2006/picture">
+                  <pic:nvPicPr>
+                    <pic:cNvPr id="1699928701" name=""/>
+                    <pic:cNvPicPr/>
+                  </pic:nvPicPr>
+                  <pic:blipFill>
+                    <a:blip r:embed="rId23"/>
+                    <a:stretch>
+                      <a:fillRect/>
+                    </a:stretch>
+                  </pic:blipFill>
+                  <pic:spPr>
+                    <a:xfrm>
+                      <a:off x="0" y="0"/>
+                      <a:ext cx="5400040" cy="1517015"/>
+                    </a:xfrm>
+                    <a:prstGeom prst="rect">
+                      <a:avLst/>
+                    </a:prstGeom>
+                  </pic:spPr>
+                </pic:pic>
+              </a:graphicData>
+            </a:graphic>
+          </wp:inline>
+        </w:drawing>
+      </w:r>
+    </w:p>
+    <w:p>
+      <w:pPr>
+        <w:pStyle w:val="Prrafodelista"/>
+        <w:ind w:left="1080"/>
+      </w:pPr>
+      <w:r>
+        <w:t xml:space="preserve">Nos dejara una carpeta con los archivos que se encuentren en el repositorio </w:t>
+      </w:r>
+    </w:p>
+    <w:p>
+      <w:pPr>
+        <w:pStyle w:val="Prrafodelista"/>
+        <w:ind w:left="1080"/>
+      </w:pPr>
+      <w:r>
+        <w:rPr>
+          <w:noProof/>
+        </w:rPr>
+        <w:drawing>
+          <wp:inline distT="0" distB="0" distL="0" distR="0" wp14:anchorId="278D96C8" wp14:editId="6C964EB5">
+            <wp:extent cx="5400040" cy="1297940"/>
+            <wp:effectExtent l="0" t="0" r="0" b="0"/>
+            <wp:docPr id="1168003884" name="Imagen 1"/>
+            <wp:cNvGraphicFramePr>
+              <a:graphicFrameLocks xmlns:a="http://schemas.openxmlformats.org/drawingml/2006/main" noChangeAspect="1"/>
+            </wp:cNvGraphicFramePr>
+            <a:graphic xmlns:a="http://schemas.openxmlformats.org/drawingml/2006/main">
+              <a:graphicData uri="http://schemas.openxmlformats.org/drawingml/2006/picture">
+                <pic:pic xmlns:pic="http://schemas.openxmlformats.org/drawingml/2006/picture">
+                  <pic:nvPicPr>
+                    <pic:cNvPr id="1168003884" name=""/>
+                    <pic:cNvPicPr/>
+                  </pic:nvPicPr>
+                  <pic:blipFill>
+                    <a:blip r:embed="rId24"/>
+                    <a:stretch>
+                      <a:fillRect/>
+                    </a:stretch>
+                  </pic:blipFill>
+                  <pic:spPr>
+                    <a:xfrm>
+                      <a:off x="0" y="0"/>
+                      <a:ext cx="5400040" cy="1297940"/>
+                    </a:xfrm>
+                    <a:prstGeom prst="rect">
+                      <a:avLst/>
+                    </a:prstGeom>
+                  </pic:spPr>
+                </pic:pic>
+              </a:graphicData>
+            </a:graphic>
+          </wp:inline>
+        </w:drawing>
+      </w:r>
+    </w:p>
+    <w:p>
+      <w:pPr>
+        <w:pStyle w:val="Prrafodelista"/>
+        <w:ind w:left="1080"/>
+      </w:pPr>
+      <w:r>
+        <w:rPr>
+          <w:noProof/>
+        </w:rPr>
+        <w:drawing>
+          <wp:inline distT="0" distB="0" distL="0" distR="0" wp14:anchorId="572CB7BB" wp14:editId="3C3C7ACA">
+            <wp:extent cx="5400040" cy="2411730"/>
+            <wp:effectExtent l="0" t="0" r="0" b="7620"/>
+            <wp:docPr id="1247589824" name="Imagen 1"/>
+            <wp:cNvGraphicFramePr>
+              <a:graphicFrameLocks xmlns:a="http://schemas.openxmlformats.org/drawingml/2006/main" noChangeAspect="1"/>
+            </wp:cNvGraphicFramePr>
+            <a:graphic xmlns:a="http://schemas.openxmlformats.org/drawingml/2006/main">
+              <a:graphicData uri="http://schemas.openxmlformats.org/drawingml/2006/picture">
+                <pic:pic xmlns:pic="http://schemas.openxmlformats.org/drawingml/2006/picture">
+                  <pic:nvPicPr>
+                    <pic:cNvPr id="1247589824" name=""/>
+                    <pic:cNvPicPr/>
+                  </pic:nvPicPr>
+                  <pic:blipFill>
+                    <a:blip r:embed="rId25"/>
+                    <a:stretch>
+                      <a:fillRect/>
+                    </a:stretch>
+                  </pic:blipFill>
+                  <pic:spPr>
+                    <a:xfrm>
+                      <a:off x="0" y="0"/>
+                      <a:ext cx="5400040" cy="2411730"/>
+                    </a:xfrm>
+                    <a:prstGeom prst="rect">
+                      <a:avLst/>
+                    </a:prstGeom>
+                  </pic:spPr>
+                </pic:pic>
+              </a:graphicData>
+            </a:graphic>
+          </wp:inline>
+        </w:drawing>
+      </w:r>
+    </w:p>
+    <w:p>
+      <w:pPr>
+        <w:pStyle w:val="Prrafodelista"/>
+        <w:ind w:left="1080"/>
+      </w:pPr>
+    </w:p>
+    <w:p>
+      <w:pPr>
+        <w:pStyle w:val="Prrafodelista"/>
+        <w:numPr>
+          <w:ilvl w:val="0"/>
+          <w:numId w:val="2"/>
+        </w:numPr>
+      </w:pPr>
+      <w:r>
+        <w:t xml:space="preserve">Modificamos el archivo y realizamos el git status para poder ver el estado de los archivos </w:t>
+      </w:r>
+    </w:p>
+    <w:p>
+      <w:pPr>
+        <w:pStyle w:val="Prrafodelista"/>
+        <w:ind w:left="1080"/>
+      </w:pPr>
+      <w:r>
+        <w:rPr>
+          <w:noProof/>
+        </w:rPr>
+        <w:drawing>
+          <wp:inline distT="0" distB="0" distL="0" distR="0" wp14:anchorId="5878EB6C" wp14:editId="3093DBFF">
+            <wp:extent cx="5400040" cy="1664335"/>
+            <wp:effectExtent l="0" t="0" r="0" b="0"/>
+            <wp:docPr id="1503879617" name="Imagen 1"/>
+            <wp:cNvGraphicFramePr>
+              <a:graphicFrameLocks xmlns:a="http://schemas.openxmlformats.org/drawingml/2006/main" noChangeAspect="1"/>
+            </wp:cNvGraphicFramePr>
+            <a:graphic xmlns:a="http://schemas.openxmlformats.org/drawingml/2006/main">
+              <a:graphicData uri="http://schemas.openxmlformats.org/drawingml/2006/picture">
+                <pic:pic xmlns:pic="http://schemas.openxmlformats.org/drawingml/2006/picture">
+                  <pic:nvPicPr>
+                    <pic:cNvPr id="1503879617" name=""/>
+                    <pic:cNvPicPr/>
+                  </pic:nvPicPr>
+                  <pic:blipFill>
+                    <a:blip r:embed="rId26"/>
+                    <a:stretch>
+                      <a:fillRect/>
+                    </a:stretch>
+                  </pic:blipFill>
+                  <pic:spPr>
+                    <a:xfrm>
+                      <a:off x="0" y="0"/>
+                      <a:ext cx="5400040" cy="1664335"/>
+                    </a:xfrm>
+                    <a:prstGeom prst="rect">
+                      <a:avLst/>
+                    </a:prstGeom>
+                  </pic:spPr>
+                </pic:pic>
+              </a:graphicData>
+            </a:graphic>
+          </wp:inline>
+        </w:drawing>
+      </w:r>
+    </w:p>
+    <w:p>
+      <w:pPr>
+        <w:pStyle w:val="Prrafodelista"/>
+        <w:ind w:left="1080"/>
+      </w:pPr>
+    </w:p>
+    <w:p>
+      <w:pPr>
+        <w:pStyle w:val="Prrafodelista"/>
+        <w:numPr>
+          <w:ilvl w:val="0"/>
+          <w:numId w:val="2"/>
+        </w:numPr>
+      </w:pPr>
+      <w:r>
+        <w:lastRenderedPageBreak/>
+        <w:t xml:space="preserve">Realizamos </w:t>
+      </w:r>
+      <w:r>
+        <w:t xml:space="preserve">git add para agregar los archivos y </w:t>
+      </w:r>
+      <w:r>
+        <w:t xml:space="preserve">git commit para poder agregar </w:t>
+      </w:r>
+      <w:r>
+        <w:t>un comentario</w:t>
+      </w:r>
+      <w:r>
+        <w:t xml:space="preserve"> y poder subirlo al repositorio remoto </w:t>
+      </w:r>
+    </w:p>
+    <w:p>
+      <w:pPr>
+        <w:pStyle w:val="Prrafodelista"/>
+        <w:ind w:left="1080"/>
+      </w:pPr>
+    </w:p>
+    <w:p>
+      <w:pPr>
+        <w:pStyle w:val="Prrafodelista"/>
+        <w:ind w:left="1080"/>
+      </w:pPr>
+      <w:r>
+        <w:drawing>
+          <wp:inline distT="0" distB="0" distL="0" distR="0" wp14:anchorId="1990FE79" wp14:editId="34C66B04">
+            <wp:extent cx="5400040" cy="661670"/>
+            <wp:effectExtent l="0" t="0" r="0" b="5080"/>
+            <wp:docPr id="437494097" name="Imagen 1"/>
+            <wp:cNvGraphicFramePr>
+              <a:graphicFrameLocks xmlns:a="http://schemas.openxmlformats.org/drawingml/2006/main" noChangeAspect="1"/>
+            </wp:cNvGraphicFramePr>
+            <a:graphic xmlns:a="http://schemas.openxmlformats.org/drawingml/2006/main">
+              <a:graphicData uri="http://schemas.openxmlformats.org/drawingml/2006/picture">
+                <pic:pic xmlns:pic="http://schemas.openxmlformats.org/drawingml/2006/picture">
+                  <pic:nvPicPr>
+                    <pic:cNvPr id="437494097" name=""/>
+                    <pic:cNvPicPr/>
+                  </pic:nvPicPr>
+                  <pic:blipFill>
+                    <a:blip r:embed="rId27"/>
+                    <a:stretch>
+                      <a:fillRect/>
+                    </a:stretch>
+                  </pic:blipFill>
+                  <pic:spPr>
+                    <a:xfrm>
+                      <a:off x="0" y="0"/>
+                      <a:ext cx="5400040" cy="661670"/>
+                    </a:xfrm>
+                    <a:prstGeom prst="rect">
+                      <a:avLst/>
+                    </a:prstGeom>
+                  </pic:spPr>
+                </pic:pic>
+              </a:graphicData>
+            </a:graphic>
+          </wp:inline>
+        </w:drawing>
+      </w:r>
+    </w:p>
+    <w:p>
+      <w:pPr>
+        <w:pStyle w:val="Prrafodelista"/>
+        <w:ind w:left="1080"/>
+      </w:pPr>
+      <w:r>
+        <w:drawing>
+          <wp:inline distT="0" distB="0" distL="0" distR="0" wp14:anchorId="61A425E9" wp14:editId="69BA22EB">
+            <wp:extent cx="5400040" cy="749300"/>
+            <wp:effectExtent l="0" t="0" r="0" b="0"/>
+            <wp:docPr id="1761873955" name="Imagen 1"/>
+            <wp:cNvGraphicFramePr>
+              <a:graphicFrameLocks xmlns:a="http://schemas.openxmlformats.org/drawingml/2006/main" noChangeAspect="1"/>
+            </wp:cNvGraphicFramePr>
+            <a:graphic xmlns:a="http://schemas.openxmlformats.org/drawingml/2006/main">
+              <a:graphicData uri="http://schemas.openxmlformats.org/drawingml/2006/picture">
+                <pic:pic xmlns:pic="http://schemas.openxmlformats.org/drawingml/2006/picture">
+                  <pic:nvPicPr>
+                    <pic:cNvPr id="1761873955" name=""/>
+                    <pic:cNvPicPr/>
+                  </pic:nvPicPr>
+                  <pic:blipFill>
+                    <a:blip r:embed="rId28"/>
+                    <a:stretch>
+                      <a:fillRect/>
+                    </a:stretch>
+                  </pic:blipFill>
+                  <pic:spPr>
+                    <a:xfrm>
+                      <a:off x="0" y="0"/>
+                      <a:ext cx="5400040" cy="749300"/>
+                    </a:xfrm>
+                    <a:prstGeom prst="rect">
+                      <a:avLst/>
+                    </a:prstGeom>
+                  </pic:spPr>
+                </pic:pic>
+              </a:graphicData>
+            </a:graphic>
+          </wp:inline>
+        </w:drawing>
+      </w:r>
+    </w:p>
+    <w:p>
+      <w:pPr>
+        <w:pStyle w:val="Prrafodelista"/>
+        <w:numPr>
+          <w:ilvl w:val="0"/>
+          <w:numId w:val="2"/>
+        </w:numPr>
+      </w:pPr>
+      <w:r>
+        <w:t>Realizamos git push origin main para poder mandarlo a la rama main y revisamos que se subió correctament</w:t>
+      </w:r>
+      <w:r>
+        <w:drawing>
+          <wp:inline distT="0" distB="0" distL="0" distR="0" wp14:anchorId="0992418E" wp14:editId="3B0892C6">
+            <wp:extent cx="5400040" cy="600075"/>
+            <wp:effectExtent l="0" t="0" r="0" b="9525"/>
+            <wp:docPr id="1628418065" name="Imagen 1"/>
+            <wp:cNvGraphicFramePr>
+              <a:graphicFrameLocks xmlns:a="http://schemas.openxmlformats.org/drawingml/2006/main" noChangeAspect="1"/>
+            </wp:cNvGraphicFramePr>
+            <a:graphic xmlns:a="http://schemas.openxmlformats.org/drawingml/2006/main">
+              <a:graphicData uri="http://schemas.openxmlformats.org/drawingml/2006/picture">
+                <pic:pic xmlns:pic="http://schemas.openxmlformats.org/drawingml/2006/picture">
+                  <pic:nvPicPr>
+                    <pic:cNvPr id="1628418065" name=""/>
+                    <pic:cNvPicPr/>
+                  </pic:nvPicPr>
+                  <pic:blipFill>
+                    <a:blip r:embed="rId29"/>
+                    <a:stretch>
+                      <a:fillRect/>
+                    </a:stretch>
+                  </pic:blipFill>
+                  <pic:spPr>
+                    <a:xfrm>
+                      <a:off x="0" y="0"/>
+                      <a:ext cx="5400040" cy="600075"/>
                     </a:xfrm>
                     <a:prstGeom prst="rect">
                       <a:avLst/>
